--- a/swh/docx/22.content.docx
+++ b/swh/docx/22.content.docx
@@ -19,7 +19,7 @@
         <w:rPr>
           <w:lang w:val="sw_KE" w:bidi="sw_KE"/>
         </w:rPr>
-        <w:t>Resource: Maelezo ya Masomo - Machapisho ya Vitabu (Tyndale)</w:t>
+        <w:t>Resource: Tyndale Open Study Notes</w:t>
       </w:r>
       <w:r>
         <w:rPr>
@@ -112,7 +112,7 @@
         <w:rPr>
           <w:lang w:val="sw_KE" w:bidi="sw_KE"/>
         </w:rPr>
-        <w:t>Maelezo ya Masomo - Machapisho ya Vitabu (Tyndale)</w:t>
+        <w:t>Tyndale Open Study Notes</w:t>
       </w:r>
     </w:p>
     <w:p>

--- a/swh/docx/22.content.docx
+++ b/swh/docx/22.content.docx
@@ -19,7 +19,7 @@
         <w:rPr>
           <w:lang w:val="sw_KE" w:bidi="sw_KE"/>
         </w:rPr>
-        <w:t>Resource: Tyndale Open Study Notes</w:t>
+        <w:t>Resource: Aquifer Open Study Notes (Book Intros)</w:t>
       </w:r>
       <w:r>
         <w:rPr>
@@ -112,7 +112,7 @@
         <w:rPr>
           <w:lang w:val="sw_KE" w:bidi="sw_KE"/>
         </w:rPr>
-        <w:t>Tyndale Open Study Notes</w:t>
+        <w:t>Aquifer Open Study Notes (Book Intros)</w:t>
       </w:r>
     </w:p>
     <w:p>

--- a/swh/docx/22.content.docx
+++ b/swh/docx/22.content.docx
@@ -284,18 +284,12 @@
         </w:rPr>
         <w:t xml:space="preserve">” hapa chini; tazama pia </w:t>
       </w:r>
-      <w:hyperlink r:id="rId13">
-        <w:r>
-          <w:rPr>
-            <w:lang w:val="sw_KE" w:bidi="sw_KE"/>
-          </w:rPr>
-          <w:rPr>
-            <w:color w:val="0000EE"/>
-            <w:u w:val="single"/>
-          </w:rPr>
-          <w:t>1:1</w:t>
-        </w:r>
-      </w:hyperlink>
+      <w:r>
+        <w:rPr>
+          <w:lang w:val="sw_KE" w:bidi="sw_KE"/>
+        </w:rPr>
+        <w:t>1:1</w:t>
+      </w:r>
       <w:r>
         <w:rPr>
           <w:lang w:val="sw_KE" w:bidi="sw_KE"/>
@@ -355,72 +349,48 @@
         </w:rPr>
         <w:t>Shida nyingine ya kumkubali Solomoni kama mwandishi pekee ni kwamba hakuwa mfano mzuri wa upendo wa kiungu—ni upendo wake kwa wanawake wengi wa kigeni ulimpeleka mbali na Bwana (</w:t>
       </w:r>
-      <w:hyperlink r:id="rId14">
-        <w:r>
-          <w:rPr>
-            <w:lang w:val="sw_KE" w:bidi="sw_KE"/>
-          </w:rPr>
-          <w:rPr>
-            <w:color w:val="0000EE"/>
-            <w:u w:val="single"/>
-          </w:rPr>
-          <w:t>1 Fal 11:1–13</w:t>
-        </w:r>
-      </w:hyperlink>
+      <w:r>
+        <w:rPr>
+          <w:lang w:val="sw_KE" w:bidi="sw_KE"/>
+        </w:rPr>
+        <w:t>1 Fal 11:1–13</w:t>
+      </w:r>
       <w:r>
         <w:rPr>
           <w:lang w:val="sw_KE" w:bidi="sw_KE"/>
         </w:rPr>
         <w:t xml:space="preserve">). Kwa kweli, kumbukumbu chanya pekee ya Solomoni katika Wimbo iko katika </w:t>
       </w:r>
-      <w:hyperlink r:id="rId15">
-        <w:r>
-          <w:rPr>
-            <w:lang w:val="sw_KE" w:bidi="sw_KE"/>
-          </w:rPr>
-          <w:rPr>
-            <w:color w:val="0000EE"/>
-            <w:u w:val="single"/>
-          </w:rPr>
-          <w:t>Wimbo 3:6–11</w:t>
-        </w:r>
-      </w:hyperlink>
+      <w:r>
+        <w:rPr>
+          <w:lang w:val="sw_KE" w:bidi="sw_KE"/>
+        </w:rPr>
+        <w:t>Wimbo 3:6–11</w:t>
+      </w:r>
       <w:r>
         <w:rPr>
           <w:lang w:val="sw_KE" w:bidi="sw_KE"/>
         </w:rPr>
         <w:t xml:space="preserve">; wakati huo huo, </w:t>
       </w:r>
-      <w:hyperlink r:id="rId16">
-        <w:r>
-          <w:rPr>
-            <w:lang w:val="sw_KE" w:bidi="sw_KE"/>
-          </w:rPr>
-          <w:rPr>
-            <w:color w:val="0000EE"/>
-            <w:u w:val="single"/>
-          </w:rPr>
-          <w:t>8:11–12</w:t>
-        </w:r>
-      </w:hyperlink>
+      <w:r>
+        <w:rPr>
+          <w:lang w:val="sw_KE" w:bidi="sw_KE"/>
+        </w:rPr>
+        <w:t>8:11–12</w:t>
+      </w:r>
       <w:r>
         <w:rPr>
           <w:lang w:val="sw_KE" w:bidi="sw_KE"/>
         </w:rPr>
         <w:t xml:space="preserve"> inamdhihirisha kwa njia hasi na </w:t>
       </w:r>
-      <w:hyperlink r:id="rId17">
-        <w:r>
-          <w:rPr>
-            <w:lang w:val="sw_KE" w:bidi="sw_KE"/>
-          </w:rPr>
-          <w:rPr>
-            <w:color w:val="0000EE"/>
-            <w:u w:val="single"/>
-          </w:rPr>
-          <w:t>1:5</w:t>
-        </w:r>
-      </w:hyperlink>
+      <w:r>
+        <w:rPr>
+          <w:lang w:val="sw_KE" w:bidi="sw_KE"/>
+        </w:rPr>
+        <w:t>1:5</w:t>
+      </w:r>
       <w:r>
         <w:rPr>
           <w:lang w:val="sw_KE" w:bidi="sw_KE"/>
@@ -578,90 +548,60 @@
         </w:rPr>
         <w:t>Kama kulikuwa na mwanamke aliyependwa zaidi katika maisha ya Solomoni, Maandiko yanapendekeza kwamba alikuwa binti wa Farao, ambaye alimuoa mapema sana (</w:t>
       </w:r>
-      <w:hyperlink r:id="rId18">
-        <w:r>
-          <w:rPr>
-            <w:lang w:val="sw_KE" w:bidi="sw_KE"/>
-          </w:rPr>
-          <w:rPr>
-            <w:color w:val="0000EE"/>
-            <w:u w:val="single"/>
-          </w:rPr>
-          <w:t>1 Fal 3:1</w:t>
-        </w:r>
-      </w:hyperlink>
+      <w:r>
+        <w:rPr>
+          <w:lang w:val="sw_KE" w:bidi="sw_KE"/>
+        </w:rPr>
+        <w:t>1 Fal 3:1</w:t>
+      </w:r>
       <w:r>
         <w:rPr>
           <w:lang w:val="sw_KE" w:bidi="sw_KE"/>
         </w:rPr>
         <w:t xml:space="preserve">; </w:t>
       </w:r>
-      <w:hyperlink r:id="rId19">
-        <w:r>
-          <w:rPr>
-            <w:lang w:val="sw_KE" w:bidi="sw_KE"/>
-          </w:rPr>
-          <w:rPr>
-            <w:color w:val="0000EE"/>
-            <w:u w:val="single"/>
-          </w:rPr>
-          <w:t>7:8</w:t>
-        </w:r>
-      </w:hyperlink>
+      <w:r>
+        <w:rPr>
+          <w:lang w:val="sw_KE" w:bidi="sw_KE"/>
+        </w:rPr>
+        <w:t>7:8</w:t>
+      </w:r>
       <w:r>
         <w:rPr>
           <w:lang w:val="sw_KE" w:bidi="sw_KE"/>
         </w:rPr>
         <w:t xml:space="preserve">; </w:t>
       </w:r>
-      <w:hyperlink r:id="rId20">
-        <w:r>
-          <w:rPr>
-            <w:lang w:val="sw_KE" w:bidi="sw_KE"/>
-          </w:rPr>
-          <w:rPr>
-            <w:color w:val="0000EE"/>
-            <w:u w:val="single"/>
-          </w:rPr>
-          <w:t>9:24</w:t>
-        </w:r>
-      </w:hyperlink>
+      <w:r>
+        <w:rPr>
+          <w:lang w:val="sw_KE" w:bidi="sw_KE"/>
+        </w:rPr>
+        <w:t>9:24</w:t>
+      </w:r>
       <w:r>
         <w:rPr>
           <w:lang w:val="sw_KE" w:bidi="sw_KE"/>
         </w:rPr>
         <w:t xml:space="preserve">; </w:t>
       </w:r>
-      <w:hyperlink r:id="rId21">
-        <w:r>
-          <w:rPr>
-            <w:lang w:val="sw_KE" w:bidi="sw_KE"/>
-          </w:rPr>
-          <w:rPr>
-            <w:color w:val="0000EE"/>
-            <w:u w:val="single"/>
-          </w:rPr>
-          <w:t>11:1</w:t>
-        </w:r>
-      </w:hyperlink>
+      <w:r>
+        <w:rPr>
+          <w:lang w:val="sw_KE" w:bidi="sw_KE"/>
+        </w:rPr>
+        <w:t>11:1</w:t>
+      </w:r>
       <w:r>
         <w:rPr>
           <w:lang w:val="sw_KE" w:bidi="sw_KE"/>
         </w:rPr>
         <w:t xml:space="preserve">), si mwanamke mfanyakazi kutoka kwenye makundi na mashamba ya mfalme anayeonyeshwa katika Wimbo. Zaidi ya hayo, wimbo huu wa upendo wa kweli si wa kuaminika sana ikiwa mwanamke alikuwa mmoja wa wanawake wengi wa Solomoni wanaotajwa katika </w:t>
       </w:r>
-      <w:hyperlink r:id="rId22">
-        <w:r>
-          <w:rPr>
-            <w:lang w:val="sw_KE" w:bidi="sw_KE"/>
-          </w:rPr>
-          <w:rPr>
-            <w:color w:val="0000EE"/>
-            <w:u w:val="single"/>
-          </w:rPr>
-          <w:t>Wimbo 6:8</w:t>
-        </w:r>
-      </w:hyperlink>
+      <w:r>
+        <w:rPr>
+          <w:lang w:val="sw_KE" w:bidi="sw_KE"/>
+        </w:rPr>
+        <w:t>Wimbo 6:8</w:t>
+      </w:r>
       <w:r>
         <w:rPr>
           <w:lang w:val="sw_KE" w:bidi="sw_KE"/>
@@ -682,90 +622,60 @@
         </w:rPr>
         <w:t>Wimbo kama Tamthilia ya Wahusika Watatu. Kutokana na ugumu wa hadithi ya wahusika wawili, wasomi kadhaa wa hivi karibuni wameamini kwamba Wimbo huo kwa kweli unaelezea tamthilia ya wahusika watatu. Hii inapendekeza njama ngumu zaidi: Mwanamke huyo kwa kweli anampenda mchungaji, si mfalme, lakini kwa bahati mbaya anajikuta katika maharimu ya Solomoni kama suria, labda kwa sababu hawezi kulipa deni la vipande elfu moja vya fedha, ambalo analo kama mlezi wa mashamba ya mizabibu ya mfalme (</w:t>
       </w:r>
-      <w:hyperlink r:id="rId16">
-        <w:r>
-          <w:rPr>
-            <w:lang w:val="sw_KE" w:bidi="sw_KE"/>
-          </w:rPr>
-          <w:rPr>
-            <w:color w:val="0000EE"/>
-            <w:u w:val="single"/>
-          </w:rPr>
-          <w:t>8:11–12</w:t>
-        </w:r>
-      </w:hyperlink>
+      <w:r>
+        <w:rPr>
+          <w:lang w:val="sw_KE" w:bidi="sw_KE"/>
+        </w:rPr>
+        <w:t>8:11–12</w:t>
+      </w:r>
       <w:r>
         <w:rPr>
           <w:lang w:val="sw_KE" w:bidi="sw_KE"/>
         </w:rPr>
         <w:t>). Hawezi kulipa kwa sababu kaka zake wenye hasira wamemlazimisha kutunza mashamba ya mizabibu yasiyo yake mwenyewe (</w:t>
       </w:r>
-      <w:hyperlink r:id="rId23">
-        <w:r>
-          <w:rPr>
-            <w:lang w:val="sw_KE" w:bidi="sw_KE"/>
-          </w:rPr>
-          <w:rPr>
-            <w:color w:val="0000EE"/>
-            <w:u w:val="single"/>
-          </w:rPr>
-          <w:t>1:6</w:t>
-        </w:r>
-      </w:hyperlink>
+      <w:r>
+        <w:rPr>
+          <w:lang w:val="sw_KE" w:bidi="sw_KE"/>
+        </w:rPr>
+        <w:t>1:6</w:t>
+      </w:r>
       <w:r>
         <w:rPr>
           <w:lang w:val="sw_KE" w:bidi="sw_KE"/>
         </w:rPr>
         <w:t>). Hivyo ingawa yuko karibu sana na uwezekano wa kuwa na uhusiano wa karibu na mfalme katika jumba la kifalme mjini (</w:t>
       </w:r>
-      <w:hyperlink r:id="rId24">
-        <w:r>
-          <w:rPr>
-            <w:lang w:val="sw_KE" w:bidi="sw_KE"/>
-          </w:rPr>
-          <w:rPr>
-            <w:color w:val="0000EE"/>
-            <w:u w:val="single"/>
-          </w:rPr>
-          <w:t>1:12</w:t>
-        </w:r>
-      </w:hyperlink>
+      <w:r>
+        <w:rPr>
+          <w:lang w:val="sw_KE" w:bidi="sw_KE"/>
+        </w:rPr>
+        <w:t>1:12</w:t>
+      </w:r>
       <w:r>
         <w:rPr>
           <w:lang w:val="sw_KE" w:bidi="sw_KE"/>
         </w:rPr>
         <w:t>), mawazo yake ya shauku yameelekezwa kwa upendo wake kwa mchungaji wa kawaida mashambani (</w:t>
       </w:r>
-      <w:hyperlink r:id="rId25">
-        <w:r>
-          <w:rPr>
-            <w:lang w:val="sw_KE" w:bidi="sw_KE"/>
-          </w:rPr>
-          <w:rPr>
-            <w:color w:val="0000EE"/>
-            <w:u w:val="single"/>
-          </w:rPr>
-          <w:t>1:7</w:t>
-        </w:r>
-      </w:hyperlink>
+      <w:r>
+        <w:rPr>
+          <w:lang w:val="sw_KE" w:bidi="sw_KE"/>
+        </w:rPr>
+        <w:t>1:7</w:t>
+      </w:r>
       <w:r>
         <w:rPr>
           <w:lang w:val="sw_KE" w:bidi="sw_KE"/>
         </w:rPr>
         <w:t>). Upendo huu wa dhati unamsukuma kutoroka na mpenzi wake wa kweli kwenda mashambani ambako wanatangaza upendo wao kwa ndoa. Matengano matatu ya wanandoa hao yanasimuliwa katika wimbo, na uchungu wa kutenganishwa ni mkali kama furaha yao wanapokuwa pamoja. Baada ya mwanamke kutoroka na kuishi na mume wake mchungaji, anaweza kuajiri watunzji wa kuvuna mazao yake na kulipa deni kwa Solomoni. Sasa yeye na mpenzi wake wako huru milele kuendelea kuishi na kupendana mashambani (</w:t>
       </w:r>
-      <w:hyperlink r:id="rId26">
-        <w:r>
-          <w:rPr>
-            <w:lang w:val="sw_KE" w:bidi="sw_KE"/>
-          </w:rPr>
-          <w:rPr>
-            <w:color w:val="0000EE"/>
-            <w:u w:val="single"/>
-          </w:rPr>
-          <w:t>8:12–14</w:t>
-        </w:r>
-      </w:hyperlink>
+      <w:r>
+        <w:rPr>
+          <w:lang w:val="sw_KE" w:bidi="sw_KE"/>
+        </w:rPr>
+        <w:t>8:12–14</w:t>
+      </w:r>
       <w:r>
         <w:rPr>
           <w:lang w:val="sw_KE" w:bidi="sw_KE"/>
@@ -853,18 +763,12 @@
         </w:rPr>
         <w:t xml:space="preserve">Mwanaume na mwanamke katika Wimbo ulio bora wanazungumza kwa maneno ya kimapenzi, wakielezea tamaa za hisia na kuashiria uhusiano wa karibu wa kimwili. Hata hivyo, hawajafafanuliwa waziwazi kama waliooana, jambo ambalo limewafanya baadhi ya wasomaji kupendekeza kwamba Wimbo huo ni mfano wa upendo usio na ndoa katika Biblia. Tafsiri kama hiyo inapuuzia marejeleo dhahiri ya uhusiano wa kweli wa ndoa kati ya mwanaume na mwanamke. Lugha ya baadhi ya vifungu inaonyesha wazi kwamba wanandoa hao wameoana. Kwa mfano, mwanaume mara kwa mara humwita mwanamke "bibi arusi" wake (mfano, </w:t>
       </w:r>
-      <w:hyperlink r:id="rId27">
-        <w:r>
-          <w:rPr>
-            <w:lang w:val="sw_KE" w:bidi="sw_KE"/>
-          </w:rPr>
-          <w:rPr>
-            <w:color w:val="0000EE"/>
-            <w:u w:val="single"/>
-          </w:rPr>
-          <w:t>4:8–12</w:t>
-        </w:r>
-      </w:hyperlink>
+      <w:r>
+        <w:rPr>
+          <w:lang w:val="sw_KE" w:bidi="sw_KE"/>
+        </w:rPr>
+        <w:t>4:8–12</w:t>
+      </w:r>
       <w:r>
         <w:rPr>
           <w:lang w:val="sw_KE" w:bidi="sw_KE"/>
@@ -885,54 +789,36 @@
         </w:rPr>
         <w:t xml:space="preserve">Hata muhimu zaidi, kuwaona wanandoa kama wasiooana ingawa wana uhusiano wa kimapenzi hakuzingatii muktadha wa Wimbo. Katika muktadha wa Israeli ya kale, ni vigumu kuelewa kwamba wanandoa hawa hawakuwa wameoana wakati wanashiriki katika uhusiano wa karibu kama huo. Utafiti wa historia ya Agano la Kale (tazama </w:t>
       </w:r>
-      <w:hyperlink r:id="rId28">
-        <w:r>
-          <w:rPr>
-            <w:lang w:val="sw_KE" w:bidi="sw_KE"/>
-          </w:rPr>
-          <w:rPr>
-            <w:color w:val="0000EE"/>
-            <w:u w:val="single"/>
-          </w:rPr>
-          <w:t>Mwa 39</w:t>
-        </w:r>
-      </w:hyperlink>
+      <w:r>
+        <w:rPr>
+          <w:lang w:val="sw_KE" w:bidi="sw_KE"/>
+        </w:rPr>
+        <w:t>Mwa 39</w:t>
+      </w:r>
       <w:r>
         <w:rPr>
           <w:lang w:val="sw_KE" w:bidi="sw_KE"/>
         </w:rPr>
         <w:t xml:space="preserve">), sheria (tazama </w:t>
       </w:r>
-      <w:hyperlink r:id="rId29">
-        <w:r>
-          <w:rPr>
-            <w:lang w:val="sw_KE" w:bidi="sw_KE"/>
-          </w:rPr>
-          <w:rPr>
-            <w:color w:val="0000EE"/>
-            <w:u w:val="single"/>
-          </w:rPr>
-          <w:t>Kut 20:14</w:t>
-        </w:r>
-      </w:hyperlink>
+      <w:r>
+        <w:rPr>
+          <w:lang w:val="sw_KE" w:bidi="sw_KE"/>
+        </w:rPr>
+        <w:t>Kut 20:14</w:t>
+      </w:r>
       <w:r>
         <w:rPr>
           <w:lang w:val="sw_KE" w:bidi="sw_KE"/>
         </w:rPr>
         <w:t xml:space="preserve">), na fasihi ya hekima (tazama </w:t>
       </w:r>
-      <w:hyperlink r:id="rId30">
-        <w:r>
-          <w:rPr>
-            <w:lang w:val="sw_KE" w:bidi="sw_KE"/>
-          </w:rPr>
-          <w:rPr>
-            <w:color w:val="0000EE"/>
-            <w:u w:val="single"/>
-          </w:rPr>
-          <w:t>Mith 5–7</w:t>
-        </w:r>
-      </w:hyperlink>
+      <w:r>
+        <w:rPr>
+          <w:lang w:val="sw_KE" w:bidi="sw_KE"/>
+        </w:rPr>
+        <w:t>Mith 5–7</w:t>
+      </w:r>
       <w:r>
         <w:rPr>
           <w:lang w:val="sw_KE" w:bidi="sw_KE"/>
